--- a/ML_System_Design/ML_SD_M02_Framework.docx
+++ b/ML_System_Design/ML_SD_M02_Framework.docx
@@ -1011,7 +1011,7 @@
       <w:r>
         <w:drawing>
           <wp:inline>
-            <wp:extent cx="5334000" cy="2750170"/>
+            <wp:extent cx="5727700" cy="2953159"/>
             <wp:effectExtent b="0" l="0" r="0" t="0"/>
             <wp:docPr descr="The seven framework steps drawn as a serpentine flow with a dashed feedback arrow from monitoring back to clarifying requirements." title="" id="11" name="Picture"/>
             <a:graphic>
@@ -1032,7 +1032,7 @@
                   <pic:spPr bwMode="auto">
                     <a:xfrm>
                       <a:off x="0" y="0"/>
-                      <a:ext cx="5334000" cy="2750170"/>
+                      <a:ext cx="5727700" cy="2953159"/>
                     </a:xfrm>
                     <a:prstGeom prst="rect">
                       <a:avLst/>
@@ -2347,7 +2347,7 @@
       <w:r>
         <w:drawing>
           <wp:inline>
-            <wp:extent cx="5334000" cy="2750170"/>
+            <wp:extent cx="5727700" cy="2953159"/>
             <wp:effectExtent b="0" l="0" r="0" t="0"/>
             <wp:docPr descr="Decision flow: business goal, then ask if a simple rule solves it (yes leads to a rule/heuristic), otherwise pick one ML task type among classification, ranking, regression, or generation." title="" id="24" name="Picture"/>
             <a:graphic>
@@ -2368,7 +2368,7 @@
                   <pic:spPr bwMode="auto">
                     <a:xfrm>
                       <a:off x="0" y="0"/>
-                      <a:ext cx="5334000" cy="2750170"/>
+                      <a:ext cx="5727700" cy="2953159"/>
                     </a:xfrm>
                     <a:prstGeom prst="rect">
                       <a:avLst/>
@@ -3068,7 +3068,7 @@
       <w:r>
         <w:drawing>
           <wp:inline>
-            <wp:extent cx="5334000" cy="2750170"/>
+            <wp:extent cx="5727700" cy="2953159"/>
             <wp:effectExtent b="0" l="0" r="0" t="0"/>
             <wp:docPr descr="Two columns: functional requirements list what the system does; non-functional requirements list latency, throughput, and scale/cost/availability." title="" id="33" name="Picture"/>
             <a:graphic>
@@ -3089,7 +3089,7 @@
                   <pic:spPr bwMode="auto">
                     <a:xfrm>
                       <a:off x="0" y="0"/>
-                      <a:ext cx="5334000" cy="2750170"/>
+                      <a:ext cx="5727700" cy="2953159"/>
                     </a:xfrm>
                     <a:prstGeom prst="rect">
                       <a:avLst/>
@@ -3557,7 +3557,7 @@
       <w:r>
         <w:drawing>
           <wp:inline>
-            <wp:extent cx="5334000" cy="2750170"/>
+            <wp:extent cx="5727700" cy="2953159"/>
             <wp:effectExtent b="0" l="0" r="0" t="0"/>
             <wp:docPr descr="Three requirement boxes on the left map by arrows to design-implication boxes on the right: tight latency to small model plus cache plus ANN index; huge throughput to batch precompute plus horizontal scaling; low cost budget to a simpler model or distillation." title="" id="41" name="Picture"/>
             <a:graphic>
@@ -3578,7 +3578,7 @@
                   <pic:spPr bwMode="auto">
                     <a:xfrm>
                       <a:off x="0" y="0"/>
-                      <a:ext cx="5334000" cy="2750170"/>
+                      <a:ext cx="5727700" cy="2953159"/>
                     </a:xfrm>
                     <a:prstGeom prst="rect">
                       <a:avLst/>
@@ -4221,7 +4221,7 @@
       <w:r>
         <w:drawing>
           <wp:inline>
-            <wp:extent cx="5334000" cy="2750170"/>
+            <wp:extent cx="5727700" cy="2953159"/>
             <wp:effectExtent b="0" l="0" r="0" t="0"/>
             <wp:docPr descr="A 2x2 of metrics: axes are offline vs online and ML vs business, giving business+offline (proxy), business+online (revenue/CTR/retention via A/B), ML+offline (AUC/F1/NDCG on holdout), and ML+online (live accuracy, latency, coverage)." title="" id="49" name="Picture"/>
             <a:graphic>
@@ -4242,7 +4242,7 @@
                   <pic:spPr bwMode="auto">
                     <a:xfrm>
                       <a:off x="0" y="0"/>
-                      <a:ext cx="5334000" cy="2750170"/>
+                      <a:ext cx="5727700" cy="2953159"/>
                     </a:xfrm>
                     <a:prstGeom prst="rect">
                       <a:avLst/>
@@ -4999,7 +4999,7 @@
       <w:r>
         <w:drawing>
           <wp:inline>
-            <wp:extent cx="5334000" cy="2750170"/>
+            <wp:extent cx="5727700" cy="2953159"/>
             <wp:effectExtent b="0" l="0" r="0" t="0"/>
             <wp:docPr descr="A five-phase horizontal timeline: clarify and scope (~5 min), frame plus metrics (~8 min), data and features (~10 min), model and serving (~12 min), scale/monitor and wrap-up (~10 min), with a note to announce the plan up front and reserve the last 5 minutes." title="" id="58" name="Picture"/>
             <a:graphic>
@@ -5020,7 +5020,7 @@
                   <pic:spPr bwMode="auto">
                     <a:xfrm>
                       <a:off x="0" y="0"/>
-                      <a:ext cx="5334000" cy="2750170"/>
+                      <a:ext cx="5727700" cy="2953159"/>
                     </a:xfrm>
                     <a:prstGeom prst="rect">
                       <a:avLst/>
@@ -5602,7 +5602,7 @@
       <w:r>
         <w:drawing>
           <wp:inline>
-            <wp:extent cx="5334000" cy="2686862"/>
+            <wp:extent cx="5727700" cy="2885178"/>
             <wp:effectExtent b="0" l="0" r="0" t="0"/>
             <wp:docPr descr="Three columns comparing junior, senior, and staff answers: junior jumps to a model, lists tools, ignores trade-offs; senior follows the framework, names metrics, weighs trade-offs; staff clarifies and questions whether ML is needed, ties to business, and plans failure and iteration." title="" id="66" name="Picture"/>
             <a:graphic>
@@ -5623,7 +5623,7 @@
                   <pic:spPr bwMode="auto">
                     <a:xfrm>
                       <a:off x="0" y="0"/>
-                      <a:ext cx="5334000" cy="2686862"/>
+                      <a:ext cx="5727700" cy="2885178"/>
                     </a:xfrm>
                     <a:prstGeom prst="rect">
                       <a:avLst/>
@@ -9485,6 +9485,8 @@
       <w:footnotePr>
         <w:numRestart w:val="eachSect"/>
       </w:footnotePr>
+      <w:pgSz w:h="16838" w:w="11906"/>
+      <w:pgMar w:bottom="1440" w:footer="720" w:gutter="0" w:header="720" w:left="1440" w:right="1440" w:top="1440"/>
     </w:sectPr>
   </w:body>
 </w:document>
